--- a/templ/urist3/Заявление на банкротство.docx
+++ b/templ/urist3/Заявление на банкротство.docx
@@ -23,7 +23,29 @@
           <w:sz w:val="24"/>
           <w:szCs w:val="24"/>
         </w:rPr>
-        <w:t>{{Арбитражный_суд}}</w:t>
+        <w:t>{{</w:t>
+      </w:r>
+      <w:proofErr w:type="spellStart"/>
+      <w:r>
+        <w:rPr>
+          <w:rFonts w:ascii="Times New Roman" w:hAnsi="Times New Roman"/>
+          <w:b/>
+          <w:bCs/>
+          <w:sz w:val="24"/>
+          <w:szCs w:val="24"/>
+        </w:rPr>
+        <w:t>Арбитражный_суд</w:t>
+      </w:r>
+      <w:proofErr w:type="spellEnd"/>
+      <w:r>
+        <w:rPr>
+          <w:rFonts w:ascii="Times New Roman" w:hAnsi="Times New Roman"/>
+          <w:b/>
+          <w:bCs/>
+          <w:sz w:val="24"/>
+          <w:szCs w:val="24"/>
+        </w:rPr>
+        <w:t>}}</w:t>
       </w:r>
     </w:p>
     <w:p>
@@ -140,6 +162,7 @@
         </w:rPr>
         <w:t>{{</w:t>
       </w:r>
+      <w:proofErr w:type="spellStart"/>
       <w:r>
         <w:rPr>
           <w:rFonts w:ascii="Times New Roman" w:hAnsi="Times New Roman"/>
@@ -148,6 +171,7 @@
         </w:rPr>
         <w:t>Адрес_регистрации</w:t>
       </w:r>
+      <w:proofErr w:type="spellEnd"/>
       <w:r>
         <w:rPr>
           <w:rFonts w:ascii="Times New Roman" w:hAnsi="Times New Roman"/>
@@ -203,6 +227,7 @@
         </w:rPr>
         <w:t>{{</w:t>
       </w:r>
+      <w:proofErr w:type="spellStart"/>
       <w:r>
         <w:rPr>
           <w:rFonts w:ascii="Times New Roman" w:hAnsi="Times New Roman"/>
@@ -211,6 +236,7 @@
         </w:rPr>
         <w:t>Дата_рождения</w:t>
       </w:r>
+      <w:proofErr w:type="spellEnd"/>
       <w:r>
         <w:rPr>
           <w:rFonts w:ascii="Times New Roman" w:hAnsi="Times New Roman"/>
@@ -264,6 +290,7 @@
         </w:rPr>
         <w:t>{{</w:t>
       </w:r>
+      <w:proofErr w:type="spellStart"/>
       <w:r>
         <w:rPr>
           <w:rFonts w:ascii="Times New Roman" w:hAnsi="Times New Roman"/>
@@ -272,6 +299,7 @@
         </w:rPr>
         <w:t>Место_рождения</w:t>
       </w:r>
+      <w:proofErr w:type="spellEnd"/>
       <w:r>
         <w:rPr>
           <w:rFonts w:ascii="Times New Roman" w:hAnsi="Times New Roman"/>
@@ -339,6 +367,7 @@
         </w:rPr>
         <w:t>{{</w:t>
       </w:r>
+      <w:proofErr w:type="spellStart"/>
       <w:r>
         <w:rPr>
           <w:rFonts w:ascii="Times New Roman" w:hAnsi="Times New Roman"/>
@@ -347,6 +376,7 @@
         </w:rPr>
         <w:t>Серия_и_номер_пас</w:t>
       </w:r>
+      <w:proofErr w:type="spellEnd"/>
       <w:r>
         <w:rPr>
           <w:rFonts w:ascii="Times New Roman" w:hAnsi="Times New Roman"/>
@@ -379,6 +409,7 @@
         </w:rPr>
         <w:t>{{</w:t>
       </w:r>
+      <w:proofErr w:type="spellStart"/>
       <w:r>
         <w:rPr>
           <w:rFonts w:ascii="Times New Roman" w:hAnsi="Times New Roman"/>
@@ -387,6 +418,7 @@
         </w:rPr>
         <w:t>Кем_выдан_пас</w:t>
       </w:r>
+      <w:proofErr w:type="spellEnd"/>
       <w:r>
         <w:rPr>
           <w:rFonts w:ascii="Times New Roman" w:hAnsi="Times New Roman"/>
@@ -411,6 +443,7 @@
         </w:rPr>
         <w:t>{{</w:t>
       </w:r>
+      <w:proofErr w:type="spellStart"/>
       <w:r>
         <w:rPr>
           <w:rFonts w:ascii="Times New Roman" w:hAnsi="Times New Roman"/>
@@ -435,6 +468,7 @@
         </w:rPr>
         <w:t>_пас</w:t>
       </w:r>
+      <w:proofErr w:type="spellEnd"/>
       <w:r>
         <w:rPr>
           <w:rFonts w:ascii="Times New Roman" w:hAnsi="Times New Roman"/>
@@ -499,6 +533,7 @@
         </w:rPr>
         <w:t>{{</w:t>
       </w:r>
+      <w:proofErr w:type="spellStart"/>
       <w:r>
         <w:rPr>
           <w:rFonts w:ascii="Times New Roman" w:hAnsi="Times New Roman"/>
@@ -507,6 +542,7 @@
         </w:rPr>
         <w:t>Код_подразделения</w:t>
       </w:r>
+      <w:proofErr w:type="spellEnd"/>
       <w:r>
         <w:rPr>
           <w:rFonts w:ascii="Times New Roman" w:hAnsi="Times New Roman"/>
@@ -563,6 +599,7 @@
         </w:rPr>
         <w:t>{{</w:t>
       </w:r>
+      <w:proofErr w:type="spellStart"/>
       <w:r>
         <w:rPr>
           <w:rFonts w:ascii="Times New Roman" w:eastAsia="Times New Roman" w:hAnsi="Times New Roman"/>
@@ -581,6 +618,7 @@
         </w:rPr>
         <w:t>нилс</w:t>
       </w:r>
+      <w:proofErr w:type="spellEnd"/>
       <w:r>
         <w:rPr>
           <w:rFonts w:ascii="Times New Roman" w:eastAsia="Times New Roman" w:hAnsi="Times New Roman"/>
@@ -641,6 +679,7 @@
         </w:rPr>
         <w:t>{{</w:t>
       </w:r>
+      <w:proofErr w:type="spellStart"/>
       <w:r>
         <w:rPr>
           <w:rFonts w:ascii="Times New Roman" w:eastAsia="Times New Roman" w:hAnsi="Times New Roman"/>
@@ -650,6 +689,7 @@
         </w:rPr>
         <w:t>Номер_инн</w:t>
       </w:r>
+      <w:proofErr w:type="spellEnd"/>
       <w:r>
         <w:rPr>
           <w:rFonts w:ascii="Times New Roman" w:eastAsia="Times New Roman" w:hAnsi="Times New Roman"/>
@@ -707,7 +747,25 @@
           <w:sz w:val="24"/>
           <w:szCs w:val="24"/>
         </w:rPr>
-        <w:t>{{Текущ_место_работы}}</w:t>
+        <w:t>{{</w:t>
+      </w:r>
+      <w:proofErr w:type="spellStart"/>
+      <w:r>
+        <w:rPr>
+          <w:rFonts w:ascii="Times New Roman" w:hAnsi="Times New Roman"/>
+          <w:sz w:val="24"/>
+          <w:szCs w:val="24"/>
+        </w:rPr>
+        <w:t>Текущ_место_работы</w:t>
+      </w:r>
+      <w:proofErr w:type="spellEnd"/>
+      <w:r>
+        <w:rPr>
+          <w:rFonts w:ascii="Times New Roman" w:hAnsi="Times New Roman"/>
+          <w:sz w:val="24"/>
+          <w:szCs w:val="24"/>
+        </w:rPr>
+        <w:t>}}</w:t>
       </w:r>
     </w:p>
     <w:p>
@@ -791,6 +849,7 @@
         </w:rPr>
         <w:t>{{</w:t>
       </w:r>
+      <w:proofErr w:type="spellStart"/>
       <w:r>
         <w:rPr>
           <w:rFonts w:ascii="Times New Roman" w:hAnsi="Times New Roman"/>
@@ -799,6 +858,7 @@
         </w:rPr>
         <w:t>Несовершеннолетние_дети</w:t>
       </w:r>
+      <w:proofErr w:type="spellEnd"/>
       <w:r>
         <w:rPr>
           <w:rFonts w:ascii="Times New Roman" w:hAnsi="Times New Roman"/>
@@ -877,6 +937,7 @@
         </w:rPr>
         <w:t>{{</w:t>
       </w:r>
+      <w:proofErr w:type="spellStart"/>
       <w:r>
         <w:rPr>
           <w:rFonts w:ascii="Times New Roman" w:hAnsi="Times New Roman"/>
@@ -885,6 +946,7 @@
         </w:rPr>
         <w:t>Женатзамужем</w:t>
       </w:r>
+      <w:proofErr w:type="spellEnd"/>
       <w:r>
         <w:rPr>
           <w:rFonts w:ascii="Times New Roman" w:hAnsi="Times New Roman"/>
@@ -910,6 +972,7 @@
         <w:br/>
         <w:t>{{</w:t>
       </w:r>
+      <w:proofErr w:type="spellStart"/>
       <w:r>
         <w:rPr>
           <w:rFonts w:ascii="Times New Roman" w:hAnsi="Times New Roman"/>
@@ -918,6 +981,7 @@
         </w:rPr>
         <w:t>Заинтересованное_лицо</w:t>
       </w:r>
+      <w:proofErr w:type="spellEnd"/>
       <w:r>
         <w:rPr>
           <w:rFonts w:ascii="Times New Roman" w:hAnsi="Times New Roman"/>
@@ -1071,7 +1135,43 @@
           <w:sz w:val="24"/>
           <w:szCs w:val="24"/>
         </w:rPr>
-        <w:t>Государственная пошлина: не взимается (абз. 3 п.п. 8 п. 1 ст. 333.21 НК РФ)</w:t>
+        <w:t>Государственная пошлина: не взимается (</w:t>
+      </w:r>
+      <w:proofErr w:type="spellStart"/>
+      <w:r>
+        <w:rPr>
+          <w:rFonts w:ascii="Times New Roman" w:hAnsi="Times New Roman"/>
+          <w:sz w:val="24"/>
+          <w:szCs w:val="24"/>
+        </w:rPr>
+        <w:t>абз</w:t>
+      </w:r>
+      <w:proofErr w:type="spellEnd"/>
+      <w:r>
+        <w:rPr>
+          <w:rFonts w:ascii="Times New Roman" w:hAnsi="Times New Roman"/>
+          <w:sz w:val="24"/>
+          <w:szCs w:val="24"/>
+        </w:rPr>
+        <w:t xml:space="preserve">. 3 </w:t>
+      </w:r>
+      <w:proofErr w:type="spellStart"/>
+      <w:r>
+        <w:rPr>
+          <w:rFonts w:ascii="Times New Roman" w:hAnsi="Times New Roman"/>
+          <w:sz w:val="24"/>
+          <w:szCs w:val="24"/>
+        </w:rPr>
+        <w:t>п.п</w:t>
+      </w:r>
+      <w:proofErr w:type="spellEnd"/>
+      <w:r>
+        <w:rPr>
+          <w:rFonts w:ascii="Times New Roman" w:hAnsi="Times New Roman"/>
+          <w:sz w:val="24"/>
+          <w:szCs w:val="24"/>
+        </w:rPr>
+        <w:t>. 8 п. 1 ст. 333.21 НК РФ)</w:t>
       </w:r>
       <w:r>
         <w:rPr>
@@ -1542,6 +1642,7 @@
         </w:rPr>
         <w:t>{{</w:t>
       </w:r>
+      <w:proofErr w:type="spellStart"/>
       <w:r>
         <w:rPr>
           <w:rFonts w:ascii="Times New Roman" w:hAnsi="Times New Roman"/>
@@ -1552,6 +1653,7 @@
         </w:rPr>
         <w:t>Общая_сумма_долга</w:t>
       </w:r>
+      <w:proofErr w:type="spellEnd"/>
       <w:r>
         <w:rPr>
           <w:rFonts w:ascii="Times New Roman" w:hAnsi="Times New Roman"/>
@@ -1674,6 +1776,7 @@
         </w:rPr>
         <w:t>{{</w:t>
       </w:r>
+      <w:proofErr w:type="spellStart"/>
       <w:r>
         <w:rPr>
           <w:rFonts w:ascii="Times New Roman" w:hAnsi="Times New Roman"/>
@@ -1682,6 +1785,7 @@
         </w:rPr>
         <w:t>Недвижимое_имущество</w:t>
       </w:r>
+      <w:proofErr w:type="spellEnd"/>
       <w:r>
         <w:rPr>
           <w:rFonts w:ascii="Times New Roman" w:hAnsi="Times New Roman"/>
@@ -1734,6 +1838,7 @@
         </w:rPr>
         <w:t>{{</w:t>
       </w:r>
+      <w:proofErr w:type="spellStart"/>
       <w:r>
         <w:rPr>
           <w:rFonts w:ascii="Times New Roman" w:hAnsi="Times New Roman"/>
@@ -1742,6 +1847,7 @@
         </w:rPr>
         <w:t>Движемое_имущество</w:t>
       </w:r>
+      <w:proofErr w:type="spellEnd"/>
       <w:r>
         <w:rPr>
           <w:rFonts w:ascii="Times New Roman" w:hAnsi="Times New Roman"/>
@@ -1810,6 +1916,7 @@
         </w:rPr>
         <w:t>{{</w:t>
       </w:r>
+      <w:proofErr w:type="spellStart"/>
       <w:r>
         <w:rPr>
           <w:rFonts w:ascii="Times New Roman" w:hAnsi="Times New Roman"/>
@@ -1818,6 +1925,7 @@
         </w:rPr>
         <w:t>Акции_и_иное_участие_в_ком_организациях</w:t>
       </w:r>
+      <w:proofErr w:type="spellEnd"/>
       <w:r>
         <w:rPr>
           <w:rFonts w:ascii="Times New Roman" w:hAnsi="Times New Roman"/>
@@ -1886,6 +1994,7 @@
         </w:rPr>
         <w:t>{{</w:t>
       </w:r>
+      <w:proofErr w:type="spellStart"/>
       <w:r>
         <w:rPr>
           <w:rFonts w:ascii="Times New Roman" w:hAnsi="Times New Roman"/>
@@ -1894,6 +2003,7 @@
         </w:rPr>
         <w:t>Ценные_бумаги</w:t>
       </w:r>
+      <w:proofErr w:type="spellEnd"/>
       <w:r>
         <w:rPr>
           <w:rFonts w:ascii="Times New Roman" w:hAnsi="Times New Roman"/>
@@ -1954,6 +2064,7 @@
         </w:rPr>
         <w:t xml:space="preserve"> {{</w:t>
       </w:r>
+      <w:proofErr w:type="spellStart"/>
       <w:r>
         <w:rPr>
           <w:rFonts w:ascii="Times New Roman" w:hAnsi="Times New Roman"/>
@@ -1962,6 +2073,7 @@
         </w:rPr>
         <w:t>Наличные_и_иное_ценное_имущество</w:t>
       </w:r>
+      <w:proofErr w:type="spellEnd"/>
       <w:r>
         <w:rPr>
           <w:rFonts w:ascii="Times New Roman" w:hAnsi="Times New Roman"/>
@@ -2022,6 +2134,7 @@
         </w:rPr>
         <w:t>{{</w:t>
       </w:r>
+      <w:proofErr w:type="spellStart"/>
       <w:r>
         <w:rPr>
           <w:rFonts w:ascii="Times New Roman" w:hAnsi="Times New Roman"/>
@@ -2046,6 +2159,7 @@
         </w:rPr>
         <w:t>права</w:t>
       </w:r>
+      <w:proofErr w:type="spellEnd"/>
       <w:r>
         <w:rPr>
           <w:rFonts w:ascii="Times New Roman" w:hAnsi="Times New Roman"/>
@@ -2327,8 +2441,9 @@
           <w:sz w:val="24"/>
           <w:szCs w:val="24"/>
         </w:rPr>
-        <w:t>{{Количество_счетов_текстом}}</w:t>
-      </w:r>
+        <w:t>{{</w:t>
+      </w:r>
+      <w:proofErr w:type="spellStart"/>
       <w:r>
         <w:rPr>
           <w:rFonts w:ascii="Times New Roman" w:hAnsi="Times New Roman"/>
@@ -2337,6 +2452,27 @@
           <w:sz w:val="24"/>
           <w:szCs w:val="24"/>
         </w:rPr>
+        <w:t>Количество_счетов_текстом</w:t>
+      </w:r>
+      <w:proofErr w:type="spellEnd"/>
+      <w:r>
+        <w:rPr>
+          <w:rFonts w:ascii="Times New Roman" w:hAnsi="Times New Roman"/>
+          <w:iCs/>
+          <w:color w:val="000000"/>
+          <w:sz w:val="24"/>
+          <w:szCs w:val="24"/>
+        </w:rPr>
+        <w:t>}}</w:t>
+      </w:r>
+      <w:r>
+        <w:rPr>
+          <w:rFonts w:ascii="Times New Roman" w:hAnsi="Times New Roman"/>
+          <w:iCs/>
+          <w:color w:val="000000"/>
+          <w:sz w:val="24"/>
+          <w:szCs w:val="24"/>
+        </w:rPr>
         <w:t xml:space="preserve"> </w:t>
       </w:r>
       <w:r>
@@ -2349,6 +2485,7 @@
         </w:rPr>
         <w:t>в банках и иных кредитных организациях</w:t>
       </w:r>
+      <w:bookmarkEnd w:id="1"/>
       <w:r>
         <w:rPr>
           <w:rFonts w:ascii="Times New Roman" w:hAnsi="Times New Roman"/>
@@ -2357,39 +2494,8 @@
           <w:sz w:val="24"/>
           <w:szCs w:val="24"/>
         </w:rPr>
-        <w:t xml:space="preserve"> (Приложение №</w:t>
-      </w:r>
-      <w:r>
-        <w:rPr>
-          <w:rFonts w:ascii="Times New Roman" w:hAnsi="Times New Roman"/>
-          <w:iCs/>
-          <w:color w:val="000000"/>
-          <w:sz w:val="24"/>
-          <w:szCs w:val="24"/>
-        </w:rPr>
-        <w:t>3, 14</w:t>
-      </w:r>
-      <w:r>
-        <w:rPr>
-          <w:rFonts w:ascii="Times New Roman" w:hAnsi="Times New Roman"/>
-          <w:iCs/>
-          <w:color w:val="000000"/>
-          <w:sz w:val="24"/>
-          <w:szCs w:val="24"/>
-        </w:rPr>
-        <w:t>)</w:t>
-      </w:r>
-      <w:r>
-        <w:rPr>
-          <w:rFonts w:ascii="Times New Roman" w:hAnsi="Times New Roman"/>
-          <w:iCs/>
-          <w:color w:val="000000"/>
-          <w:sz w:val="24"/>
-          <w:szCs w:val="24"/>
-        </w:rPr>
         <w:t>.</w:t>
       </w:r>
-      <w:bookmarkEnd w:id="1"/>
     </w:p>
     <w:p>
       <w:pPr>
@@ -2409,6 +2515,7 @@
         </w:rPr>
         <w:t>{{</w:t>
       </w:r>
+      <w:proofErr w:type="spellStart"/>
       <w:r>
         <w:rPr>
           <w:rFonts w:ascii="Times New Roman" w:hAnsi="Times New Roman"/>
@@ -2417,53 +2524,14 @@
         </w:rPr>
         <w:t>Место_работы</w:t>
       </w:r>
-      <w:r>
-        <w:rPr>
-          <w:rFonts w:ascii="Times New Roman" w:hAnsi="Times New Roman"/>
-          <w:sz w:val="24"/>
-          <w:szCs w:val="24"/>
-        </w:rPr>
-        <w:t xml:space="preserve">}}. </w:t>
-      </w:r>
-      <w:r>
-        <w:rPr>
-          <w:rFonts w:ascii="Times New Roman" w:hAnsi="Times New Roman"/>
-          <w:sz w:val="24"/>
-          <w:szCs w:val="24"/>
-        </w:rPr>
-        <w:t xml:space="preserve">Среднемесячная </w:t>
-      </w:r>
-      <w:r>
-        <w:rPr>
-          <w:rFonts w:ascii="Times New Roman" w:hAnsi="Times New Roman"/>
-          <w:sz w:val="24"/>
-          <w:szCs w:val="24"/>
-        </w:rPr>
-        <w:t>сумма дохода</w:t>
-      </w:r>
-      <w:r>
-        <w:rPr>
-          <w:rFonts w:ascii="Times New Roman" w:hAnsi="Times New Roman"/>
-          <w:sz w:val="24"/>
-          <w:szCs w:val="24"/>
-        </w:rPr>
-        <w:t xml:space="preserve"> за 202</w:t>
-      </w:r>
-      <w:r>
-        <w:rPr>
-          <w:rFonts w:ascii="Times New Roman" w:hAnsi="Times New Roman"/>
-          <w:sz w:val="24"/>
-          <w:szCs w:val="24"/>
-        </w:rPr>
-        <w:t>5</w:t>
-      </w:r>
-      <w:r>
-        <w:rPr>
-          <w:rFonts w:ascii="Times New Roman" w:hAnsi="Times New Roman"/>
-          <w:sz w:val="24"/>
-          <w:szCs w:val="24"/>
-        </w:rPr>
-        <w:t xml:space="preserve"> год</w:t>
+      <w:proofErr w:type="spellEnd"/>
+      <w:r>
+        <w:rPr>
+          <w:rFonts w:ascii="Times New Roman" w:hAnsi="Times New Roman"/>
+          <w:sz w:val="24"/>
+          <w:szCs w:val="24"/>
+        </w:rPr>
+        <w:t>}}.</w:t>
       </w:r>
       <w:r>
         <w:rPr>
@@ -2476,116 +2544,13 @@
       <w:r>
         <w:rPr>
           <w:rFonts w:ascii="Times New Roman" w:hAnsi="Times New Roman"/>
-          <w:sz w:val="24"/>
-          <w:szCs w:val="24"/>
-        </w:rPr>
-        <w:t>–</w:t>
-      </w:r>
-      <w:r>
-        <w:rPr>
-          <w:rFonts w:ascii="Times New Roman" w:hAnsi="Times New Roman"/>
-          <w:sz w:val="24"/>
-          <w:szCs w:val="24"/>
-        </w:rPr>
-        <w:t xml:space="preserve"> </w:t>
-      </w:r>
-      <w:r>
-        <w:rPr>
-          <w:rFonts w:ascii="Times New Roman" w:hAnsi="Times New Roman"/>
+          <w:color w:val="000000"/>
           <w:sz w:val="24"/>
           <w:szCs w:val="24"/>
         </w:rPr>
         <w:t>{{</w:t>
       </w:r>
-      <w:r>
-        <w:rPr>
-          <w:rFonts w:ascii="Times New Roman" w:hAnsi="Times New Roman"/>
-          <w:sz w:val="24"/>
-          <w:szCs w:val="24"/>
-        </w:rPr>
-        <w:t>Средняя_зп_за_месяц</w:t>
-      </w:r>
-      <w:r>
-        <w:rPr>
-          <w:rFonts w:ascii="Times New Roman" w:hAnsi="Times New Roman"/>
-          <w:sz w:val="24"/>
-          <w:szCs w:val="24"/>
-        </w:rPr>
-        <w:t>}}</w:t>
-      </w:r>
-      <w:r>
-        <w:rPr>
-          <w:rFonts w:ascii="Times New Roman" w:hAnsi="Times New Roman"/>
-          <w:sz w:val="24"/>
-          <w:szCs w:val="24"/>
-        </w:rPr>
-        <w:t xml:space="preserve"> </w:t>
-      </w:r>
-      <w:r>
-        <w:rPr>
-          <w:rFonts w:ascii="Times New Roman" w:hAnsi="Times New Roman"/>
-          <w:sz w:val="24"/>
-          <w:szCs w:val="24"/>
-        </w:rPr>
-        <w:t>рублей</w:t>
-      </w:r>
-      <w:r>
-        <w:rPr>
-          <w:rFonts w:ascii="Times New Roman" w:hAnsi="Times New Roman"/>
-          <w:sz w:val="24"/>
-          <w:szCs w:val="24"/>
-        </w:rPr>
-        <w:t xml:space="preserve"> </w:t>
-      </w:r>
-      <w:r>
-        <w:rPr>
-          <w:rFonts w:ascii="Times New Roman" w:hAnsi="Times New Roman"/>
-          <w:sz w:val="24"/>
-          <w:szCs w:val="24"/>
-        </w:rPr>
-        <w:t>(Приложение №</w:t>
-      </w:r>
-      <w:r>
-        <w:rPr>
-          <w:rFonts w:ascii="Times New Roman" w:hAnsi="Times New Roman"/>
-          <w:sz w:val="24"/>
-          <w:szCs w:val="24"/>
-        </w:rPr>
-        <w:t>10</w:t>
-      </w:r>
-      <w:r>
-        <w:rPr>
-          <w:rFonts w:ascii="Times New Roman" w:hAnsi="Times New Roman"/>
-          <w:sz w:val="24"/>
-          <w:szCs w:val="24"/>
-        </w:rPr>
-        <w:t>)</w:t>
-      </w:r>
-      <w:r>
-        <w:rPr>
-          <w:rFonts w:ascii="Times New Roman" w:hAnsi="Times New Roman"/>
-          <w:sz w:val="24"/>
-          <w:szCs w:val="24"/>
-        </w:rPr>
-        <w:t>.</w:t>
-      </w:r>
-      <w:r>
-        <w:rPr>
-          <w:rFonts w:ascii="Times New Roman" w:hAnsi="Times New Roman"/>
-          <w:sz w:val="24"/>
-          <w:szCs w:val="24"/>
-        </w:rPr>
-        <w:t xml:space="preserve"> </w:t>
-      </w:r>
-      <w:r>
-        <w:rPr>
-          <w:rFonts w:ascii="Times New Roman" w:hAnsi="Times New Roman"/>
-          <w:color w:val="000000"/>
-          <w:sz w:val="24"/>
-          <w:szCs w:val="24"/>
-        </w:rPr>
-        <w:t>{{</w:t>
-      </w:r>
+      <w:proofErr w:type="spellStart"/>
       <w:r>
         <w:rPr>
           <w:rFonts w:ascii="Times New Roman" w:hAnsi="Times New Roman"/>
@@ -2595,6 +2560,7 @@
         </w:rPr>
         <w:t>Иные_доходы</w:t>
       </w:r>
+      <w:proofErr w:type="spellEnd"/>
       <w:r>
         <w:rPr>
           <w:rFonts w:ascii="Times New Roman" w:hAnsi="Times New Roman"/>
@@ -2625,6 +2591,7 @@
         </w:rPr>
         <w:t>{{</w:t>
       </w:r>
+      <w:proofErr w:type="spellStart"/>
       <w:r>
         <w:rPr>
           <w:rFonts w:ascii="Times New Roman" w:hAnsi="Times New Roman"/>
@@ -2641,6 +2608,7 @@
         </w:rPr>
         <w:t>етей_и_брак</w:t>
       </w:r>
+      <w:proofErr w:type="spellEnd"/>
       <w:r>
         <w:rPr>
           <w:rFonts w:ascii="Times New Roman" w:hAnsi="Times New Roman"/>
@@ -2673,6 +2641,7 @@
         </w:rPr>
         <w:t>{{</w:t>
       </w:r>
+      <w:proofErr w:type="spellStart"/>
       <w:r>
         <w:rPr>
           <w:rFonts w:ascii="Times New Roman" w:hAnsi="Times New Roman"/>
@@ -2681,6 +2650,7 @@
         </w:rPr>
         <w:t>Нету_гибдд</w:t>
       </w:r>
+      <w:proofErr w:type="spellEnd"/>
       <w:r>
         <w:rPr>
           <w:rFonts w:ascii="Times New Roman" w:hAnsi="Times New Roman"/>
@@ -2711,6 +2681,7 @@
         </w:rPr>
         <w:t>{{</w:t>
       </w:r>
+      <w:proofErr w:type="spellStart"/>
       <w:r>
         <w:rPr>
           <w:rFonts w:ascii="Times New Roman" w:hAnsi="Times New Roman"/>
@@ -2720,6 +2691,7 @@
         </w:rPr>
         <w:t>Административная_ответственность</w:t>
       </w:r>
+      <w:proofErr w:type="spellEnd"/>
       <w:r>
         <w:rPr>
           <w:rFonts w:ascii="Times New Roman" w:hAnsi="Times New Roman"/>
@@ -3058,6 +3030,7 @@
         </w:rPr>
         <w:t>{{</w:t>
       </w:r>
+      <w:proofErr w:type="spellStart"/>
       <w:r>
         <w:rPr>
           <w:rFonts w:ascii="Times New Roman" w:hAnsi="Times New Roman"/>
@@ -3076,6 +3049,7 @@
         </w:rPr>
         <w:t>вп</w:t>
       </w:r>
+      <w:proofErr w:type="spellEnd"/>
       <w:r>
         <w:rPr>
           <w:rFonts w:ascii="Times New Roman" w:hAnsi="Times New Roman"/>
@@ -3100,7 +3074,25 @@
           <w:sz w:val="24"/>
           <w:szCs w:val="24"/>
         </w:rPr>
-        <w:t>{{Дата_рождения}} года рождения</w:t>
+        <w:t>{{</w:t>
+      </w:r>
+      <w:proofErr w:type="spellStart"/>
+      <w:r>
+        <w:rPr>
+          <w:rFonts w:ascii="Times New Roman" w:hAnsi="Times New Roman"/>
+          <w:sz w:val="24"/>
+          <w:szCs w:val="24"/>
+        </w:rPr>
+        <w:t>Дата_рождения</w:t>
+      </w:r>
+      <w:proofErr w:type="spellEnd"/>
+      <w:r>
+        <w:rPr>
+          <w:rFonts w:ascii="Times New Roman" w:hAnsi="Times New Roman"/>
+          <w:sz w:val="24"/>
+          <w:szCs w:val="24"/>
+        </w:rPr>
+        <w:t>}} года рождения</w:t>
       </w:r>
       <w:r>
         <w:rPr>
@@ -3189,6 +3181,7 @@
         </w:rPr>
         <w:t xml:space="preserve"> {{</w:t>
       </w:r>
+      <w:proofErr w:type="spellStart"/>
       <w:r>
         <w:rPr>
           <w:rFonts w:ascii="Times New Roman" w:hAnsi="Times New Roman"/>
@@ -3198,6 +3191,7 @@
         </w:rPr>
         <w:t>ФИО_рп</w:t>
       </w:r>
+      <w:proofErr w:type="spellEnd"/>
       <w:r>
         <w:rPr>
           <w:rFonts w:ascii="Times New Roman" w:hAnsi="Times New Roman"/>
@@ -3222,7 +3216,25 @@
           <w:sz w:val="24"/>
           <w:szCs w:val="24"/>
         </w:rPr>
-        <w:t>{{Дата_рождения}} года рождения,</w:t>
+        <w:t>{{</w:t>
+      </w:r>
+      <w:proofErr w:type="spellStart"/>
+      <w:r>
+        <w:rPr>
+          <w:rFonts w:ascii="Times New Roman" w:hAnsi="Times New Roman"/>
+          <w:sz w:val="24"/>
+          <w:szCs w:val="24"/>
+        </w:rPr>
+        <w:t>Дата_рождения</w:t>
+      </w:r>
+      <w:proofErr w:type="spellEnd"/>
+      <w:r>
+        <w:rPr>
+          <w:rFonts w:ascii="Times New Roman" w:hAnsi="Times New Roman"/>
+          <w:sz w:val="24"/>
+          <w:szCs w:val="24"/>
+        </w:rPr>
+        <w:t>}} года рождения,</w:t>
       </w:r>
       <w:r>
         <w:rPr>
@@ -3745,6 +3757,7 @@
               </w:rPr>
               <w:t>{{</w:t>
             </w:r>
+            <w:proofErr w:type="spellStart"/>
             <w:r>
               <w:rPr>
                 <w:rFonts w:ascii="Times New Roman" w:hAnsi="Times New Roman"/>
@@ -3754,6 +3767,7 @@
               </w:rPr>
               <w:t>АДень</w:t>
             </w:r>
+            <w:proofErr w:type="spellEnd"/>
             <w:r>
               <w:rPr>
                 <w:rFonts w:ascii="Times New Roman" w:hAnsi="Times New Roman"/>
@@ -3829,6 +3843,7 @@
               </w:rPr>
               <w:t>{{</w:t>
             </w:r>
+            <w:proofErr w:type="spellStart"/>
             <w:r>
               <w:rPr>
                 <w:rFonts w:ascii="Times New Roman" w:hAnsi="Times New Roman"/>
@@ -3838,6 +3853,7 @@
               </w:rPr>
               <w:t>АМесяц</w:t>
             </w:r>
+            <w:proofErr w:type="spellEnd"/>
             <w:r>
               <w:rPr>
                 <w:rFonts w:ascii="Times New Roman" w:hAnsi="Times New Roman"/>
@@ -3903,6 +3919,7 @@
               </w:rPr>
               <w:t>{{</w:t>
             </w:r>
+            <w:proofErr w:type="spellStart"/>
             <w:r>
               <w:rPr>
                 <w:rFonts w:ascii="Times New Roman" w:hAnsi="Times New Roman"/>
@@ -3912,6 +3929,7 @@
               </w:rPr>
               <w:t>АГод</w:t>
             </w:r>
+            <w:proofErr w:type="spellEnd"/>
             <w:r>
               <w:rPr>
                 <w:rFonts w:ascii="Times New Roman" w:hAnsi="Times New Roman"/>
